--- a/chapter_1_introduction.docx
+++ b/chapter_1_introduction.docx
@@ -47,7 +47,7 @@
       </w:pPr>
       <w:r>
         <w:rPr/>
-        <w:t>Mobile robots are increasingly used in indoor environments for inspection, assistance, delivery, monitoring, and research. For a robot to be useful to a non-technical user, the interaction method should be simple and natural. Instead of requiring coordinates, joystick control, or programming commands, a user should be able to provide an instruction such as "Find the chair" or "Go to the door".</w:t>
+        <w:t>Mobile robots are increasingly used in indoor environments for inspection, assistance, delivery, monitoring, and research. For a robot to be useful to a non-technical user, the interaction method should be simple and natural. Instead of requiring coordinates, joystick control, or programming commands, a user should be able to provide an instruction such as "Find the green marker" or, in later development, "Go to the door".</w:t>
       </w:r>
     </w:p>
     <w:p>
@@ -67,27 +67,27 @@
       </w:pPr>
       <w:r>
         <w:rPr/>
-        <w:t>This Final Year Project investigates how structured prompt engineering can support this process on one low-cost indoor mobile robot prototype. The finalized physical system uses a Coral Dev Board for onboard prompt processing, USB-webcam perception, Edge TPU-compatible visual grounding, action selection, and result logging. An ESP32 performs sensor reading, local safety checks, and four-motor control through two MX1508 motor-driver modules.</w:t>
-      </w:r>
-    </w:p>
-    <w:p>
-      <w:pPr>
-        <w:pStyle w:val="Normal"/>
-        <w:spacing w:after="160" w:line="360" w:lineRule="auto"/>
-      </w:pPr>
-      <w:r>
-        <w:rPr/>
-        <w:t xml:space="preserve">The first prototype intentionally targets a basic and repeatable goal such as </w:t>
-      </w:r>
-      <w:r>
-        <w:rPr>
-          <w:rFonts w:ascii="Courier New" w:hAnsi="Courier New"/>
-        </w:rPr>
-        <w:t>find the chair</w:t>
-      </w:r>
-      <w:r>
-        <w:rPr/>
-        <w:t>. It adapts the modular language-to-vision-to-action concept demonstrated by LM-Nav and the restricted prompt-based action-selection idea used by VLMnav. It does not attempt to reproduce a large autonomous navigation platform or run a general-purpose large vision-language model directly on the Coral Edge TPU.</w:t>
+        <w:t>This Final Year Project investigates how structured prompt engineering can support this process on one low-cost indoor mobile robot prototype. The finalized physical system uses a Raspberry Pi 4 for onboard prompt processing, USB-webcam perception, lightweight OpenCV visual grounding, action selection, and result logging. An ESP32 performs sensor reading, local safety checks, and four-motor control through two MX1508 motor-driver modules.</w:t>
+      </w:r>
+    </w:p>
+    <w:p>
+      <w:pPr>
+        <w:pStyle w:val="Normal"/>
+        <w:spacing w:after="160" w:line="360" w:lineRule="auto"/>
+      </w:pPr>
+      <w:r>
+        <w:rPr/>
+        <w:t xml:space="preserve">The first prototype intentionally targets the basic and repeatable goal </w:t>
+      </w:r>
+      <w:r>
+        <w:rPr>
+          <w:rFonts w:ascii="Courier New" w:hAnsi="Courier New"/>
+        </w:rPr>
+        <w:t>find the green marker</w:t>
+      </w:r>
+      <w:r>
+        <w:rPr/>
+        <w:t>. It adapts the modular language-to-vision-to-action concept demonstrated by LM-Nav and the restricted prompt-based action-selection idea used by VLMnav. It does not attempt to reproduce a large autonomous navigation platform or run an unrestricted large vision-language model directly onboard.</w:t>
       </w:r>
     </w:p>
     <w:p>
@@ -109,7 +109,7 @@
       </w:pPr>
       <w:r>
         <w:rPr/>
-        <w:t>Traditional mobile robot navigation commonly uses maps, localization, path planning, and sensor feedback. These methods are effective when the destination is represented by coordinates or predefined waypoints. However, ordinary users normally describe destinations using natural language and visual concepts, such as a chair, door, table, corridor, or signboard.</w:t>
+        <w:t>Traditional mobile robot navigation commonly uses maps, localization, path planning, and sensor feedback. These methods are effective when the destination is represented by coordinates or predefined waypoints. However, ordinary users normally describe destinations using natural language and visual concepts.</w:t>
       </w:r>
     </w:p>
     <w:p>
@@ -129,7 +129,7 @@
       </w:pPr>
       <w:r>
         <w:rPr/>
-        <w:t>The motivation for this project is therefore to investigate a practical division of responsibility. The Coral Dev Board performs high-level language and visual processing, while the ESP32 performs time-sensitive sensor reading, motor commands, obstacle detection, and command-timeout safety. This architecture supports prompt-based robot navigation without allowing uncertain high-level output to bypass deterministic local safety rules.</w:t>
+        <w:t>The motivation for this project is therefore to investigate a practical division of responsibility. The Raspberry Pi 4 performs high-level language and visual processing, while the ESP32 performs time-sensitive sensor reading, motor commands, obstacle detection, and command-timeout safety. This architecture supports prompt-based robot navigation without allowing uncertain high-level output to bypass deterministic local safety rules.</w:t>
       </w:r>
     </w:p>
     <w:p>
@@ -161,7 +161,7 @@
       </w:pPr>
       <w:r>
         <w:rPr/>
-        <w:t>Low-cost mobile robot platforms introduce further constraints. A USB webcam does not provide depth or a complete map. The Coral Dev Board can efficiently accelerate only compatible quantized TensorFlow Lite models, not unrestricted large language or vision-language models. Two front ultrasonic sensors provide limited obstacle coverage, and the low-cost motor and power subsystems require careful integration.</w:t>
+        <w:t>Low-cost mobile robot platforms introduce further constraints. A USB webcam does not provide depth or a complete map. The Raspberry Pi 4 has limited resources for large vision-language models, so the first prototype requires a lightweight and measurable visual-grounding method. Two front ultrasonic sensors provide limited obstacle coverage, and the low-cost motor and power subsystems require careful integration.</w:t>
       </w:r>
     </w:p>
     <w:p>
@@ -184,16 +184,6 @@
           <w:b/>
         </w:rPr>
         <w:t>1.4 Research Questions</w:t>
-      </w:r>
-    </w:p>
-    <w:p>
-      <w:pPr>
-        <w:pStyle w:val="Normal"/>
-        <w:spacing w:after="160" w:line="360" w:lineRule="auto"/>
-      </w:pPr>
-      <w:r>
-        <w:rPr/>
-        <w:t>This project addresses the following research questions:</w:t>
       </w:r>
     </w:p>
     <w:p>
@@ -215,7 +205,7 @@
       </w:pPr>
       <w:r>
         <w:rPr/>
-        <w:t>2. How can Coral Edge TPU-compatible visual grounding and ESP32 sensor feedback be combined to select and execute safe basic robot actions?</w:t>
+        <w:t>2. How can Raspberry Pi 4 webcam-based visual grounding and ESP32 sensor feedback be combined to select and execute safe basic robot actions?</w:t>
       </w:r>
     </w:p>
     <w:p>
@@ -226,7 +216,7 @@
       </w:pPr>
       <w:r>
         <w:rPr/>
-        <w:t>3. How reliably can the completed Coral Dev Board prototype perform a simple goal such as finding and approaching a supported indoor landmark?</w:t>
+        <w:t>3. How reliably can the completed Raspberry Pi 4 prototype find and approach a supported visual landmark in a controlled indoor environment?</w:t>
       </w:r>
     </w:p>
     <w:p>
@@ -248,7 +238,7 @@
       </w:pPr>
       <w:r>
         <w:rPr/>
-        <w:t>The aim of this project is to design and implement a Coral Dev Board-based prompt-engineered mobile robot for basic navigation in a controlled indoor environment.</w:t>
+        <w:t>The aim of this project is to design and implement a Raspberry Pi 4-based prompt-engineered mobile robot for basic navigation in a controlled indoor environment.</w:t>
       </w:r>
     </w:p>
     <w:p>
@@ -280,7 +270,7 @@
       </w:pPr>
       <w:r>
         <w:rPr/>
-        <w:t>2. To integrate a Coral Dev Board, USB webcam, ESP32, two HC-SR04 sensors, GY-291 / ADXL345 accelerometer, two MX1508 motor drivers, four DC gear motors, and the completed protected power system into one physical robot.</w:t>
+        <w:t>2. To integrate a Raspberry Pi 4, USB webcam, ESP32, two HC-SR04 sensors, GY-291 / ADXL345 accelerometer, two MX1508 motor drivers, four DC gear motors, and the completed protected power system into one physical robot.</w:t>
       </w:r>
     </w:p>
     <w:p>
@@ -313,23 +303,23 @@
       </w:pPr>
       <w:r>
         <w:rPr/>
-        <w:t>The project is limited to one low-cost four-wheel indoor mobile robot using a Coral Dev Board as the only onboard high-level compute platform. The robot operates in supervised controlled areas such as rooms, laboratories, and simple landmark test zones.</w:t>
-      </w:r>
-    </w:p>
-    <w:p>
-      <w:pPr>
-        <w:pStyle w:val="Normal"/>
-        <w:spacing w:after="160" w:line="360" w:lineRule="auto"/>
-      </w:pPr>
-      <w:r>
-        <w:rPr/>
-        <w:t xml:space="preserve">The first physical prototype focuses on a basic single-target goal supported by an Edge TPU-compatible detector, initially </w:t>
-      </w:r>
-      <w:r>
-        <w:rPr>
-          <w:rFonts w:ascii="Courier New" w:hAnsi="Courier New"/>
-        </w:rPr>
-        <w:t>find the chair</w:t>
+        <w:t>The project is limited to one low-cost four-wheel indoor mobile robot using a Raspberry Pi 4 as the only onboard high-level compute platform. The robot operates in supervised controlled areas such as rooms, laboratories, and simple landmark test zones.</w:t>
+      </w:r>
+    </w:p>
+    <w:p>
+      <w:pPr>
+        <w:pStyle w:val="Normal"/>
+        <w:spacing w:after="160" w:line="360" w:lineRule="auto"/>
+      </w:pPr>
+      <w:r>
+        <w:rPr/>
+        <w:t xml:space="preserve">The first physical prototype focuses on the single-target goal </w:t>
+      </w:r>
+      <w:r>
+        <w:rPr>
+          <w:rFonts w:ascii="Courier New" w:hAnsi="Courier New"/>
+        </w:rPr>
+        <w:t>find the green marker</w:t>
       </w:r>
       <w:r>
         <w:rPr/>
@@ -383,7 +373,7 @@
       </w:r>
       <w:r>
         <w:rPr/>
-        <w:t>. The Coral Dev Board performs structured instruction processing, webcam capture, visual grounding, action selection, validation, and logging. The ESP32 reads the ultrasonic sensors and GY-291, controls four motors through two MX1508 modules, and enforces obstacle, invalid-command, and command-timeout stop behaviour.</w:t>
+        <w:t>. The Raspberry Pi performs structured instruction processing, webcam capture, visual grounding, action selection, validation, and logging. The ESP32 reads the ultrasonic sensors and GY-291, controls four motors through two MX1508 modules, and enforces obstacle, sensor-fault, invalid-command, and command-timeout stop behaviour.</w:t>
       </w:r>
     </w:p>
     <w:p>
@@ -403,7 +393,7 @@
       </w:pPr>
       <w:r>
         <w:rPr/>
-        <w:t>A separate Docker-based laptop webcam demonstration may be used during FYP1 to illustrate expected action outputs before final physical testing. A browser captures the webcam while a local container performs Python/OpenCV processing. It displays movement instructions for manual laptop movement and is not a second physical project approach.</w:t>
+        <w:t>A separate Docker-based laptop webcam demonstration may be used during FYP1 to illustrate expected action outputs before final physical testing. It is not a second physical project approach.</w:t>
       </w:r>
     </w:p>
     <w:p>
@@ -425,17 +415,17 @@
       </w:pPr>
       <w:r>
         <w:rPr/>
-        <w:t>The project contributes a practical framework for connecting prompt engineering with a real low-cost robot. Structured output makes navigation decisions easier to parse, log, evaluate, and reject when unsafe. Separating Coral high-level processing from ESP32 local control also demonstrates how model-based navigation can be combined with deterministic safety behaviour.</w:t>
-      </w:r>
-    </w:p>
-    <w:p>
-      <w:pPr>
-        <w:pStyle w:val="Normal"/>
-        <w:spacing w:after="160" w:line="360" w:lineRule="auto"/>
-      </w:pPr>
-      <w:r>
-        <w:rPr/>
-        <w:t>The first-prototype focus makes the research achievable and measurable. A reliable single-target demonstration provides a baseline that can later be extended with a custom detector for doors and signboards, relation-aware instructions, additional sensors, mapping, and stronger navigation models.</w:t>
+        <w:t>The project contributes a practical framework for connecting prompt engineering with a real low-cost robot. Structured output makes navigation decisions easier to parse, log, evaluate, and reject when unsafe. Separating Raspberry Pi high-level processing from ESP32 local control also demonstrates how model-based navigation can be combined with deterministic safety behaviour.</w:t>
+      </w:r>
+    </w:p>
+    <w:p>
+      <w:pPr>
+        <w:pStyle w:val="Normal"/>
+        <w:spacing w:after="160" w:line="360" w:lineRule="auto"/>
+      </w:pPr>
+      <w:r>
+        <w:rPr/>
+        <w:t>The first-prototype focus makes the research achievable and measurable. A reliable marker-navigation demonstration provides a baseline that can later be extended with object detection for chairs, doors, and signboards, relation-aware instructions, additional sensors, mapping, and stronger navigation models.</w:t>
       </w:r>
     </w:p>
     <w:p>
@@ -457,7 +447,7 @@
       </w:pPr>
       <w:r>
         <w:rPr/>
-        <w:t>Chapter 1 introduces the project background, problem statement, research questions, objectives, scope, and significance. Chapter 2 reviews related work on language-guided navigation, prompt engineering, visual grounding, and suitable low-cost hardware. Chapter 3 presents the Coral-only methodology, system architecture, mechanical and electrical design, implementation procedure, and validation plan. Chapter 4 presents the expected FYP1 results and defines the physical measurements required during FYP2.</w:t>
+        <w:t>Chapter 1 introduces the project background, problem statement, research questions, objectives, scope, and significance. Chapter 2 reviews related work on language-guided navigation, prompt engineering, visual grounding, and suitable low-cost hardware. Chapter 3 presents the Raspberry Pi 4 methodology, system architecture, mechanical and electrical design, implementation procedure, and validation plan. Chapter 4 presents the expected FYP1 results and defines the physical measurements required during FYP2.</w:t>
       </w:r>
     </w:p>
     <w:p>
@@ -479,7 +469,7 @@
       </w:pPr>
       <w:r>
         <w:rPr/>
-        <w:t>This chapter established the need for a focused and safety-aware approach to natural-language mobile robot navigation. The finalized project develops one Coral Dev Board physical prototype with one ESP32 sensor, safety, and motor-control layer.</w:t>
+        <w:t>This chapter established the need for a focused and safety-aware approach to natural-language mobile robot navigation. The finalized project develops one Raspberry Pi 4 physical prototype with one ESP32 sensor, safety, and motor-control layer.</w:t>
       </w:r>
     </w:p>
     <w:sectPr>
